--- a/recursos/contratos/fuente/CONTRATO_ARRENDAMIENTO_VIVIENDA_COFIANZA_INTEGRADO.docx
+++ b/recursos/contratos/fuente/CONTRATO_ARRENDAMIENTO_VIVIENDA_COFIANZA_INTEGRADO.docx
@@ -4503,7 +4503,7 @@
           <w:sz w:val="20"/>
           <w:szCs w:val="20"/>
         </w:rPr>
-        <w:t xml:space="preserve">Conforme al Certificado de Riesgo COFIANZA (CRC) N° ______________ del ______ de _______________ de _______, EL ARRENDATARIO pagará a COFIANZA S.A.S. los siguientes valores: (i) Prima de vinculación: _______ por ciento (____%) del canon mensual, equivalente a la fecha de suscripción a la suma de $______________, pagadera por una sola vez al momento de la activación de la fianza; y (ii) Tarifa mensual: _______ por ciento (____%) del canon de arrendamiento más el Impuesto sobre las Ventas (IVA), equivalente a la fecha de suscripción a la suma de $______________ más IVA, pagadera junto con cada canon durante toda la vigencia del contrato y sus prórrogas.</w:t>
+        <w:t>Conforme al Certificado de Riesgo COFIANZA (CRC) N° ______________ del ______ de _______________ de _______, EL ARRENDATARIO pagará a COFIANZA S.A.S. los siguientes valores: (i) Prima de vinculación: _______ por ciento (____%) del canon mensual más el Impuesto sobre las Ventas (IVA), equivalente a la fecha de suscripción a la suma de $______________, pagadera por una sola vez al momento de la activación de la fianza; y (ii) Tarifa mensual: _______ por ciento (____%) del canon de arrendamiento más el Impuesto sobre las Ventas (IVA), equivalente a la fecha de suscripción a la suma de $______________ más IVA, pagadera junto con cada canon durante toda la vigencia del contrato y sus prórrogas.</w:t>
       </w:r>
     </w:p>
     <w:p>
@@ -9915,35 +9915,49 @@
     <w:p>
       <w:pPr>
         <w:keepNext w:val="false"/>
-        <w:spacing w:after="90" w:before="90" w:line="252"/>
-        <w:ind w:left="340"/>
-        <w:jc w:val="both"/>
-      </w:pPr>
-      <w:r>
-        <w:rPr>
-          <w:rFonts w:ascii="Georgia" w:cs="Georgia" w:eastAsia="Georgia" w:hAnsi="Georgia"/>
-          <w:b/>
-          <w:bCs/>
-          <w:i w:val="false"/>
-          <w:iCs w:val="false"/>
-          <w:color w:val="000000"/>
-          <w:sz w:val="20"/>
-          <w:szCs w:val="20"/>
-        </w:rPr>
-        <w:t xml:space="preserve">PARÁGRAFO — CLÁUSULAS ADICIONALES DEL ARRENDADOR. AUTORÍA, PREVALENCIA E INDEMNIDAD: </w:t>
-      </w:r>
-      <w:r>
-        <w:rPr>
-          <w:rFonts w:ascii="Georgia" w:cs="Georgia" w:eastAsia="Georgia" w:hAnsi="Georgia"/>
-          <w:b w:val="false"/>
-          <w:bCs w:val="false"/>
-          <w:i w:val="false"/>
-          <w:iCs w:val="false"/>
-          <w:color w:val="000000"/>
-          <w:sz w:val="20"/>
-          <w:szCs w:val="20"/>
-        </w:rPr>
-        <w:t xml:space="preserve">Las cláusulas adicionales que se incorporen al final del presente contrato son de autoría, iniciativa y responsabilidad exclusiva de EL ARRENDADOR. COFIANZA S.A.S. no las redacta, no las revisa, no las aprueba y no las avala, y su inclusión no implica pronunciamiento alguno de su parte sobre su legalidad, validez o conveniencia. En caso de conflicto o incompatibilidad entre una cláusula adicional y las condiciones relacionadas con la fianza otorgada por COFIANZA S.A.S., prevalecen estas últimas, y la cláusula adicional se entenderá no escrita en aquello que las contradiga. Si alguna cláusula adicional resulta contraria a la ley o al presente contrato, o si por causa de ella se produce una reclamación, un proceso judicial o administrativo, una decisión desfavorable, una condena, costas, sanciones o cualquier otra consecuencia económica, EL ARRENDADOR asumirá de manera íntegra y exclusiva dichas consecuencias y costos, y mantendrá indemne a COFIANZA S.A.S., obligándose a reembolsarle cualquier suma que esta deba pagar por tal causa.</w:t>
+        <w:spacing w:after="90" w:before="200" w:line="252"/>
+        <w:ind w:left="340"/>
+        <w:jc w:val="both"/>
+      </w:pPr>
+      <w:r>
+        <w:rPr>
+          <w:rFonts w:ascii="Georgia" w:hAnsi="Georgia"/>
+          <w:b/>
+          <w:sz w:val="20"/>
+        </w:rPr>
+        <w:t xml:space="preserve">PARÁGRAFO PRIMERO — FIRMA ELECTRÓNICA: </w:t>
+      </w:r>
+      <w:r>
+        <w:rPr>
+          <w:rFonts w:ascii="Georgia" w:hAnsi="Georgia"/>
+          <w:b w:val="0"/>
+          <w:sz w:val="20"/>
+        </w:rPr>
+        <w:t>LAS PARTES acuerdan que el presente contrato, sus anexos y el apartado preliminar podrán suscribirse mediante firma electrónica, la cual tendrá plena validez y fuerza probatoria conforme a la Ley 527 de 1999, el Decreto 2364 de 2012, la Ley 2213 de 2022 y el artículo 244 del Código General del Proceso. LAS PARTES renuncian expresamente a objetar su validez, autenticidad o integridad por el solo hecho de haber sido suscrito por medios electrónicos, así como a desconocer los mecanismos de verificación de identidad empleados por el proveedor de firma electrónica. El contrato suscrito de esta forma se entiende otorgado en un único ejemplar electrónico, del cual cada una de LAS PARTES recibirá copia con plena validez.</w:t>
+      </w:r>
+    </w:p>
+    <w:p>
+      <w:pPr>
+        <w:keepNext w:val="false"/>
+        <w:spacing w:after="90" w:before="90" w:line="252"/>
+        <w:ind w:left="340"/>
+        <w:jc w:val="both"/>
+      </w:pPr>
+      <w:r>
+        <w:rPr>
+          <w:rFonts w:ascii="Georgia" w:hAnsi="Georgia"/>
+          <w:b/>
+          <w:sz w:val="20"/>
+        </w:rPr>
+        <w:t xml:space="preserve">PARÁGRAFO SEGUNDO — CLÁUSULAS ADICIONALES DEL ARRENDADOR. AUTORÍA, PREVALENCIA E INDEMNIDAD: </w:t>
+      </w:r>
+      <w:r>
+        <w:rPr>
+          <w:rFonts w:ascii="Georgia" w:hAnsi="Georgia"/>
+          <w:b w:val="0"/>
+          <w:sz w:val="20"/>
+        </w:rPr>
+        <w:t>Las cláusulas adicionales que se incorporen al final del presente contrato son de autoría, iniciativa y responsabilidad exclusiva de EL ARRENDADOR. COFIANZA S.A.S. no las redacta, no las revisa, no las aprueba y no las avala, y su inclusión no implica pronunciamiento alguno de su parte sobre su legalidad, validez o conveniencia. En caso de conflicto o incompatibilidad entre una cláusula adicional y las condiciones relacionadas con la fianza otorgada por COFIANZA S.A.S., prevalecen estas últimas, y la cláusula adicional se entenderá no escrita en aquello que las contradiga. Si alguna cláusula adicional resulta contraria a la ley o al presente contrato, o si por causa de ella se produce una reclamación, un proceso judicial o administrativo, una decisión desfavorable, una condena, costas, sanciones o cualquier otra consecuencia económica, EL ARRENDADOR asumirá de manera íntegra y exclusiva dichas consecuencias y costos, y mantendrá indemne a COFIANZA S.A.S., obligándose a reembolsarle cualquier suma que esta deba pagar por tal causa.</w:t>
       </w:r>
     </w:p>
     <w:p>
@@ -10036,16 +10050,11 @@
       </w:pPr>
       <w:r>
         <w:rPr>
-          <w:rFonts w:ascii="Georgia" w:cs="Georgia" w:eastAsia="Georgia" w:hAnsi="Georgia"/>
-          <w:b w:val="false"/>
-          <w:bCs w:val="false"/>
-          <w:i w:val="false"/>
-          <w:iCs w:val="false"/>
-          <w:color w:val="000000"/>
-          <w:sz w:val="20"/>
-          <w:szCs w:val="20"/>
-        </w:rPr>
-        <w:t xml:space="preserve">El presente contrato se perfecciona con la firma de LAS PARTES y, en señal de conformidad, se suscribe en dos (2) ejemplares del mismo tenor y a un solo efecto, en la ciudad de ______________________, a los ______ ( ______ ) días del mes de _______________ de _______.</w:t>
+          <w:rFonts w:ascii="Georgia" w:hAnsi="Georgia"/>
+          <w:b w:val="0"/>
+          <w:sz w:val="20"/>
+        </w:rPr>
+        <w:t>El presente contrato se perfecciona con la firma de LAS PARTES. Cuando se suscriba de manera física, se firma en dos (2) ejemplares del mismo tenor y a un solo efecto, uno para cada parte. Cuando se suscriba mediante firma electrónica, se otorga en un único ejemplar electrónico del cual cada parte recibirá copia, en los términos del Parágrafo Primero de la Cláusula Trigésima Tercera.</w:t>
       </w:r>
     </w:p>
     <w:p>
